--- a/TranNgocPhuongLinh_11CNPM2_1150080103_Lab8_TESTER.docx
+++ b/TranNgocPhuongLinh_11CNPM2_1150080103_Lab8_TESTER.docx
@@ -25487,6 +25487,1083 @@
           <w:lang w:val="en-US"/>
         </w:rPr>
       </w:pPr>
+    </w:p>
+    <w:p>
+      <w:pPr>
+        <w:jc w:val="center"/>
+        <w:rPr>
+          <w:rFonts w:ascii="Times New Roman" w:hAnsi="Times New Roman" w:cs="Times New Roman"/>
+          <w:sz w:val="26"/>
+          <w:szCs w:val="26"/>
+          <w:lang w:val="en-US"/>
+        </w:rPr>
+      </w:pPr>
+      <w:r>
+        <w:rPr>
+          <w:rFonts w:ascii="Times New Roman" w:hAnsi="Times New Roman" w:cs="Times New Roman"/>
+          <w:sz w:val="26"/>
+          <w:szCs w:val="26"/>
+          <w:lang w:val="en-US"/>
+        </w:rPr>
+        <w:lastRenderedPageBreak/>
+        <w:drawing>
+          <wp:inline distT="0" distB="0" distL="0" distR="0" wp14:anchorId="05F15E44" wp14:editId="047AB07A">
+            <wp:extent cx="5140036" cy="6638664"/>
+            <wp:effectExtent l="0" t="0" r="3810" b="0"/>
+            <wp:docPr id="744357013" name="Picture 2"/>
+            <wp:cNvGraphicFramePr>
+              <a:graphicFrameLocks xmlns:a="http://schemas.openxmlformats.org/drawingml/2006/main" noChangeAspect="1"/>
+            </wp:cNvGraphicFramePr>
+            <a:graphic xmlns:a="http://schemas.openxmlformats.org/drawingml/2006/main">
+              <a:graphicData uri="http://schemas.openxmlformats.org/drawingml/2006/picture">
+                <pic:pic xmlns:pic="http://schemas.openxmlformats.org/drawingml/2006/picture">
+                  <pic:nvPicPr>
+                    <pic:cNvPr id="0" name="Picture 6"/>
+                    <pic:cNvPicPr>
+                      <a:picLocks noChangeAspect="1" noChangeArrowheads="1"/>
+                    </pic:cNvPicPr>
+                  </pic:nvPicPr>
+                  <pic:blipFill>
+                    <a:blip r:embed="rId12" cstate="print">
+                      <a:extLst>
+                        <a:ext uri="{28A0092B-C50C-407E-A947-70E740481C1C}">
+                          <a14:useLocalDpi xmlns:a14="http://schemas.microsoft.com/office/drawing/2010/main" val="0"/>
+                        </a:ext>
+                      </a:extLst>
+                    </a:blip>
+                    <a:srcRect/>
+                    <a:stretch>
+                      <a:fillRect/>
+                    </a:stretch>
+                  </pic:blipFill>
+                  <pic:spPr bwMode="auto">
+                    <a:xfrm>
+                      <a:off x="0" y="0"/>
+                      <a:ext cx="5146198" cy="6646623"/>
+                    </a:xfrm>
+                    <a:prstGeom prst="rect">
+                      <a:avLst/>
+                    </a:prstGeom>
+                    <a:noFill/>
+                    <a:ln>
+                      <a:noFill/>
+                    </a:ln>
+                  </pic:spPr>
+                </pic:pic>
+              </a:graphicData>
+            </a:graphic>
+          </wp:inline>
+        </w:drawing>
+      </w:r>
+    </w:p>
+    <w:p>
+      <w:pPr>
+        <w:rPr>
+          <w:rFonts w:ascii="Times New Roman" w:hAnsi="Times New Roman" w:cs="Times New Roman"/>
+          <w:sz w:val="26"/>
+          <w:szCs w:val="26"/>
+          <w:lang w:val="en-US"/>
+        </w:rPr>
+      </w:pPr>
+    </w:p>
+    <w:p>
+      <w:pPr>
+        <w:rPr>
+          <w:rFonts w:ascii="Times New Roman" w:hAnsi="Times New Roman" w:cs="Times New Roman"/>
+          <w:sz w:val="26"/>
+          <w:szCs w:val="26"/>
+          <w:lang w:val="en-US"/>
+        </w:rPr>
+      </w:pPr>
+    </w:p>
+    <w:p>
+      <w:pPr>
+        <w:rPr>
+          <w:rFonts w:ascii="Times New Roman" w:hAnsi="Times New Roman" w:cs="Times New Roman"/>
+          <w:sz w:val="26"/>
+          <w:szCs w:val="26"/>
+          <w:lang w:val="en-US"/>
+        </w:rPr>
+      </w:pPr>
+    </w:p>
+    <w:p>
+      <w:pPr>
+        <w:rPr>
+          <w:rFonts w:ascii="Times New Roman" w:hAnsi="Times New Roman" w:cs="Times New Roman"/>
+          <w:sz w:val="26"/>
+          <w:szCs w:val="26"/>
+          <w:lang w:val="en-US"/>
+        </w:rPr>
+      </w:pPr>
+    </w:p>
+    <w:tbl>
+      <w:tblPr>
+        <w:tblStyle w:val="TableGrid"/>
+        <w:tblW w:w="0" w:type="auto"/>
+        <w:tblLook w:val="04A0" w:firstRow="1" w:lastRow="0" w:firstColumn="1" w:lastColumn="0" w:noHBand="0" w:noVBand="1"/>
+      </w:tblPr>
+      <w:tblGrid>
+        <w:gridCol w:w="1818"/>
+        <w:gridCol w:w="1944"/>
+        <w:gridCol w:w="1975"/>
+        <w:gridCol w:w="1932"/>
+        <w:gridCol w:w="1681"/>
+      </w:tblGrid>
+      <w:tr>
+        <w:tc>
+          <w:tcPr>
+            <w:tcW w:w="1818" w:type="dxa"/>
+          </w:tcPr>
+          <w:p>
+            <w:pPr>
+              <w:rPr>
+                <w:rFonts w:ascii="Times New Roman" w:hAnsi="Times New Roman" w:cs="Times New Roman"/>
+                <w:sz w:val="26"/>
+                <w:szCs w:val="26"/>
+                <w:lang w:val="en-US"/>
+              </w:rPr>
+            </w:pPr>
+            <w:r>
+              <w:rPr>
+                <w:rFonts w:ascii="Times New Roman" w:hAnsi="Times New Roman" w:cs="Times New Roman"/>
+                <w:sz w:val="26"/>
+                <w:szCs w:val="26"/>
+                <w:lang w:val="en-US"/>
+              </w:rPr>
+              <w:lastRenderedPageBreak/>
+              <w:t>Test case</w:t>
+            </w:r>
+          </w:p>
+        </w:tc>
+        <w:tc>
+          <w:tcPr>
+            <w:tcW w:w="1944" w:type="dxa"/>
+          </w:tcPr>
+          <w:p>
+            <w:pPr>
+              <w:rPr>
+                <w:rFonts w:ascii="Times New Roman" w:hAnsi="Times New Roman" w:cs="Times New Roman"/>
+                <w:sz w:val="26"/>
+                <w:szCs w:val="26"/>
+                <w:lang w:val="en-US"/>
+              </w:rPr>
+            </w:pPr>
+            <w:r>
+              <w:rPr>
+                <w:rFonts w:ascii="Times New Roman" w:hAnsi="Times New Roman" w:cs="Times New Roman"/>
+                <w:sz w:val="26"/>
+                <w:szCs w:val="26"/>
+                <w:lang w:val="en-US"/>
+              </w:rPr>
+              <w:t>diemTB</w:t>
+            </w:r>
+          </w:p>
+        </w:tc>
+        <w:tc>
+          <w:tcPr>
+            <w:tcW w:w="1975" w:type="dxa"/>
+          </w:tcPr>
+          <w:p>
+            <w:pPr>
+              <w:rPr>
+                <w:rFonts w:ascii="Times New Roman" w:hAnsi="Times New Roman" w:cs="Times New Roman"/>
+                <w:sz w:val="26"/>
+                <w:szCs w:val="26"/>
+                <w:lang w:val="en-US"/>
+              </w:rPr>
+            </w:pPr>
+            <w:r>
+              <w:rPr>
+                <w:rFonts w:ascii="Times New Roman" w:hAnsi="Times New Roman" w:cs="Times New Roman"/>
+                <w:sz w:val="26"/>
+                <w:szCs w:val="26"/>
+                <w:lang w:val="en-US"/>
+              </w:rPr>
+              <w:t>coThiLai</w:t>
+            </w:r>
+          </w:p>
+        </w:tc>
+        <w:tc>
+          <w:tcPr>
+            <w:tcW w:w="1932" w:type="dxa"/>
+          </w:tcPr>
+          <w:p>
+            <w:pPr>
+              <w:rPr>
+                <w:rFonts w:ascii="Times New Roman" w:hAnsi="Times New Roman" w:cs="Times New Roman"/>
+                <w:sz w:val="26"/>
+                <w:szCs w:val="26"/>
+                <w:lang w:val="en-US"/>
+              </w:rPr>
+            </w:pPr>
+            <w:r>
+              <w:rPr>
+                <w:rFonts w:ascii="Times New Roman" w:hAnsi="Times New Roman" w:cs="Times New Roman"/>
+                <w:sz w:val="26"/>
+                <w:szCs w:val="26"/>
+                <w:lang w:val="en-US"/>
+              </w:rPr>
+              <w:t>Lệnh thực thi (Đường đi CFG)</w:t>
+            </w:r>
+          </w:p>
+        </w:tc>
+        <w:tc>
+          <w:tcPr>
+            <w:tcW w:w="1681" w:type="dxa"/>
+          </w:tcPr>
+          <w:p>
+            <w:pPr>
+              <w:rPr>
+                <w:rFonts w:ascii="Times New Roman" w:hAnsi="Times New Roman" w:cs="Times New Roman"/>
+                <w:sz w:val="26"/>
+                <w:szCs w:val="26"/>
+                <w:lang w:val="en-US"/>
+              </w:rPr>
+            </w:pPr>
+            <w:r>
+              <w:rPr>
+                <w:rFonts w:ascii="Times New Roman" w:hAnsi="Times New Roman" w:cs="Times New Roman"/>
+                <w:sz w:val="26"/>
+                <w:szCs w:val="26"/>
+                <w:lang w:val="en-US"/>
+              </w:rPr>
+              <w:t>Kết quả mong đợi</w:t>
+            </w:r>
+          </w:p>
+        </w:tc>
+      </w:tr>
+      <w:tr>
+        <w:tc>
+          <w:tcPr>
+            <w:tcW w:w="1818" w:type="dxa"/>
+          </w:tcPr>
+          <w:p>
+            <w:pPr>
+              <w:rPr>
+                <w:rFonts w:ascii="Times New Roman" w:hAnsi="Times New Roman" w:cs="Times New Roman"/>
+                <w:sz w:val="26"/>
+                <w:szCs w:val="26"/>
+                <w:lang w:val="en-US"/>
+              </w:rPr>
+            </w:pPr>
+            <w:r>
+              <w:rPr>
+                <w:rFonts w:ascii="Times New Roman" w:hAnsi="Times New Roman" w:cs="Times New Roman"/>
+                <w:sz w:val="26"/>
+                <w:szCs w:val="26"/>
+                <w:lang w:val="en-US"/>
+              </w:rPr>
+              <w:t>TC1</w:t>
+            </w:r>
+          </w:p>
+        </w:tc>
+        <w:tc>
+          <w:tcPr>
+            <w:tcW w:w="1944" w:type="dxa"/>
+          </w:tcPr>
+          <w:p>
+            <w:pPr>
+              <w:rPr>
+                <w:rFonts w:ascii="Times New Roman" w:hAnsi="Times New Roman" w:cs="Times New Roman"/>
+                <w:sz w:val="26"/>
+                <w:szCs w:val="26"/>
+                <w:lang w:val="en-US"/>
+              </w:rPr>
+            </w:pPr>
+          </w:p>
+        </w:tc>
+        <w:tc>
+          <w:tcPr>
+            <w:tcW w:w="1975" w:type="dxa"/>
+          </w:tcPr>
+          <w:p>
+            <w:pPr>
+              <w:rPr>
+                <w:rFonts w:ascii="Times New Roman" w:hAnsi="Times New Roman" w:cs="Times New Roman"/>
+                <w:sz w:val="26"/>
+                <w:szCs w:val="26"/>
+                <w:lang w:val="en-US"/>
+              </w:rPr>
+            </w:pPr>
+          </w:p>
+        </w:tc>
+        <w:tc>
+          <w:tcPr>
+            <w:tcW w:w="1932" w:type="dxa"/>
+          </w:tcPr>
+          <w:p>
+            <w:pPr>
+              <w:rPr>
+                <w:rFonts w:ascii="Times New Roman" w:hAnsi="Times New Roman" w:cs="Times New Roman"/>
+                <w:sz w:val="26"/>
+                <w:szCs w:val="26"/>
+                <w:lang w:val="en-US"/>
+              </w:rPr>
+            </w:pPr>
+          </w:p>
+        </w:tc>
+        <w:tc>
+          <w:tcPr>
+            <w:tcW w:w="1681" w:type="dxa"/>
+          </w:tcPr>
+          <w:p>
+            <w:pPr>
+              <w:rPr>
+                <w:rFonts w:ascii="Times New Roman" w:hAnsi="Times New Roman" w:cs="Times New Roman"/>
+                <w:sz w:val="26"/>
+                <w:szCs w:val="26"/>
+                <w:lang w:val="en-US"/>
+              </w:rPr>
+            </w:pPr>
+          </w:p>
+        </w:tc>
+      </w:tr>
+      <w:tr>
+        <w:tc>
+          <w:tcPr>
+            <w:tcW w:w="1818" w:type="dxa"/>
+          </w:tcPr>
+          <w:p>
+            <w:pPr>
+              <w:rPr>
+                <w:rFonts w:ascii="Times New Roman" w:hAnsi="Times New Roman" w:cs="Times New Roman"/>
+                <w:sz w:val="26"/>
+                <w:szCs w:val="26"/>
+                <w:lang w:val="en-US"/>
+              </w:rPr>
+            </w:pPr>
+            <w:r>
+              <w:rPr>
+                <w:rFonts w:ascii="Times New Roman" w:hAnsi="Times New Roman" w:cs="Times New Roman"/>
+                <w:sz w:val="26"/>
+                <w:szCs w:val="26"/>
+                <w:lang w:val="en-US"/>
+              </w:rPr>
+              <w:t>TC2</w:t>
+            </w:r>
+          </w:p>
+        </w:tc>
+        <w:tc>
+          <w:tcPr>
+            <w:tcW w:w="1944" w:type="dxa"/>
+          </w:tcPr>
+          <w:p>
+            <w:pPr>
+              <w:rPr>
+                <w:rFonts w:ascii="Times New Roman" w:hAnsi="Times New Roman" w:cs="Times New Roman"/>
+                <w:sz w:val="26"/>
+                <w:szCs w:val="26"/>
+                <w:lang w:val="en-US"/>
+              </w:rPr>
+            </w:pPr>
+          </w:p>
+        </w:tc>
+        <w:tc>
+          <w:tcPr>
+            <w:tcW w:w="1975" w:type="dxa"/>
+          </w:tcPr>
+          <w:p>
+            <w:pPr>
+              <w:rPr>
+                <w:rFonts w:ascii="Times New Roman" w:hAnsi="Times New Roman" w:cs="Times New Roman"/>
+                <w:sz w:val="26"/>
+                <w:szCs w:val="26"/>
+                <w:lang w:val="en-US"/>
+              </w:rPr>
+            </w:pPr>
+          </w:p>
+        </w:tc>
+        <w:tc>
+          <w:tcPr>
+            <w:tcW w:w="1932" w:type="dxa"/>
+          </w:tcPr>
+          <w:p>
+            <w:pPr>
+              <w:rPr>
+                <w:rFonts w:ascii="Times New Roman" w:hAnsi="Times New Roman" w:cs="Times New Roman"/>
+                <w:sz w:val="26"/>
+                <w:szCs w:val="26"/>
+                <w:lang w:val="en-US"/>
+              </w:rPr>
+            </w:pPr>
+          </w:p>
+        </w:tc>
+        <w:tc>
+          <w:tcPr>
+            <w:tcW w:w="1681" w:type="dxa"/>
+          </w:tcPr>
+          <w:p>
+            <w:pPr>
+              <w:rPr>
+                <w:rFonts w:ascii="Times New Roman" w:hAnsi="Times New Roman" w:cs="Times New Roman"/>
+                <w:sz w:val="26"/>
+                <w:szCs w:val="26"/>
+                <w:lang w:val="en-US"/>
+              </w:rPr>
+            </w:pPr>
+          </w:p>
+        </w:tc>
+      </w:tr>
+      <w:tr>
+        <w:tc>
+          <w:tcPr>
+            <w:tcW w:w="1818" w:type="dxa"/>
+          </w:tcPr>
+          <w:p>
+            <w:pPr>
+              <w:rPr>
+                <w:rFonts w:ascii="Times New Roman" w:hAnsi="Times New Roman" w:cs="Times New Roman"/>
+                <w:sz w:val="26"/>
+                <w:szCs w:val="26"/>
+                <w:lang w:val="en-US"/>
+              </w:rPr>
+            </w:pPr>
+            <w:r>
+              <w:rPr>
+                <w:rFonts w:ascii="Times New Roman" w:hAnsi="Times New Roman" w:cs="Times New Roman"/>
+                <w:sz w:val="26"/>
+                <w:szCs w:val="26"/>
+                <w:lang w:val="en-US"/>
+              </w:rPr>
+              <w:t>TC3</w:t>
+            </w:r>
+          </w:p>
+        </w:tc>
+        <w:tc>
+          <w:tcPr>
+            <w:tcW w:w="1944" w:type="dxa"/>
+          </w:tcPr>
+          <w:p>
+            <w:pPr>
+              <w:rPr>
+                <w:rFonts w:ascii="Times New Roman" w:hAnsi="Times New Roman" w:cs="Times New Roman"/>
+                <w:sz w:val="26"/>
+                <w:szCs w:val="26"/>
+                <w:lang w:val="en-US"/>
+              </w:rPr>
+            </w:pPr>
+          </w:p>
+        </w:tc>
+        <w:tc>
+          <w:tcPr>
+            <w:tcW w:w="1975" w:type="dxa"/>
+          </w:tcPr>
+          <w:p>
+            <w:pPr>
+              <w:rPr>
+                <w:rFonts w:ascii="Times New Roman" w:hAnsi="Times New Roman" w:cs="Times New Roman"/>
+                <w:sz w:val="26"/>
+                <w:szCs w:val="26"/>
+                <w:lang w:val="en-US"/>
+              </w:rPr>
+            </w:pPr>
+          </w:p>
+        </w:tc>
+        <w:tc>
+          <w:tcPr>
+            <w:tcW w:w="1932" w:type="dxa"/>
+          </w:tcPr>
+          <w:p>
+            <w:pPr>
+              <w:rPr>
+                <w:rFonts w:ascii="Times New Roman" w:hAnsi="Times New Roman" w:cs="Times New Roman"/>
+                <w:sz w:val="26"/>
+                <w:szCs w:val="26"/>
+                <w:lang w:val="en-US"/>
+              </w:rPr>
+            </w:pPr>
+          </w:p>
+        </w:tc>
+        <w:tc>
+          <w:tcPr>
+            <w:tcW w:w="1681" w:type="dxa"/>
+          </w:tcPr>
+          <w:p>
+            <w:pPr>
+              <w:rPr>
+                <w:rFonts w:ascii="Times New Roman" w:hAnsi="Times New Roman" w:cs="Times New Roman"/>
+                <w:sz w:val="26"/>
+                <w:szCs w:val="26"/>
+                <w:lang w:val="en-US"/>
+              </w:rPr>
+            </w:pPr>
+          </w:p>
+        </w:tc>
+      </w:tr>
+      <w:tr>
+        <w:tc>
+          <w:tcPr>
+            <w:tcW w:w="1818" w:type="dxa"/>
+          </w:tcPr>
+          <w:p>
+            <w:pPr>
+              <w:rPr>
+                <w:rFonts w:ascii="Times New Roman" w:hAnsi="Times New Roman" w:cs="Times New Roman"/>
+                <w:sz w:val="26"/>
+                <w:szCs w:val="26"/>
+                <w:lang w:val="en-US"/>
+              </w:rPr>
+            </w:pPr>
+            <w:r>
+              <w:rPr>
+                <w:rFonts w:ascii="Times New Roman" w:hAnsi="Times New Roman" w:cs="Times New Roman"/>
+                <w:sz w:val="26"/>
+                <w:szCs w:val="26"/>
+                <w:lang w:val="en-US"/>
+              </w:rPr>
+              <w:t>TC4</w:t>
+            </w:r>
+          </w:p>
+        </w:tc>
+        <w:tc>
+          <w:tcPr>
+            <w:tcW w:w="1944" w:type="dxa"/>
+          </w:tcPr>
+          <w:p>
+            <w:pPr>
+              <w:rPr>
+                <w:rFonts w:ascii="Times New Roman" w:hAnsi="Times New Roman" w:cs="Times New Roman"/>
+                <w:sz w:val="26"/>
+                <w:szCs w:val="26"/>
+                <w:lang w:val="en-US"/>
+              </w:rPr>
+            </w:pPr>
+          </w:p>
+        </w:tc>
+        <w:tc>
+          <w:tcPr>
+            <w:tcW w:w="1975" w:type="dxa"/>
+          </w:tcPr>
+          <w:p>
+            <w:pPr>
+              <w:rPr>
+                <w:rFonts w:ascii="Times New Roman" w:hAnsi="Times New Roman" w:cs="Times New Roman"/>
+                <w:sz w:val="26"/>
+                <w:szCs w:val="26"/>
+                <w:lang w:val="en-US"/>
+              </w:rPr>
+            </w:pPr>
+          </w:p>
+        </w:tc>
+        <w:tc>
+          <w:tcPr>
+            <w:tcW w:w="1932" w:type="dxa"/>
+          </w:tcPr>
+          <w:p>
+            <w:pPr>
+              <w:rPr>
+                <w:rFonts w:ascii="Times New Roman" w:hAnsi="Times New Roman" w:cs="Times New Roman"/>
+                <w:sz w:val="26"/>
+                <w:szCs w:val="26"/>
+                <w:lang w:val="en-US"/>
+              </w:rPr>
+            </w:pPr>
+          </w:p>
+        </w:tc>
+        <w:tc>
+          <w:tcPr>
+            <w:tcW w:w="1681" w:type="dxa"/>
+          </w:tcPr>
+          <w:p>
+            <w:pPr>
+              <w:rPr>
+                <w:rFonts w:ascii="Times New Roman" w:hAnsi="Times New Roman" w:cs="Times New Roman"/>
+                <w:sz w:val="26"/>
+                <w:szCs w:val="26"/>
+                <w:lang w:val="en-US"/>
+              </w:rPr>
+            </w:pPr>
+          </w:p>
+        </w:tc>
+      </w:tr>
+      <w:tr>
+        <w:tc>
+          <w:tcPr>
+            <w:tcW w:w="1818" w:type="dxa"/>
+          </w:tcPr>
+          <w:p>
+            <w:pPr>
+              <w:rPr>
+                <w:rFonts w:ascii="Times New Roman" w:hAnsi="Times New Roman" w:cs="Times New Roman"/>
+                <w:sz w:val="26"/>
+                <w:szCs w:val="26"/>
+                <w:lang w:val="en-US"/>
+              </w:rPr>
+            </w:pPr>
+            <w:r>
+              <w:rPr>
+                <w:rFonts w:ascii="Times New Roman" w:hAnsi="Times New Roman" w:cs="Times New Roman"/>
+                <w:sz w:val="26"/>
+                <w:szCs w:val="26"/>
+                <w:lang w:val="en-US"/>
+              </w:rPr>
+              <w:t>TC5</w:t>
+            </w:r>
+          </w:p>
+        </w:tc>
+        <w:tc>
+          <w:tcPr>
+            <w:tcW w:w="1944" w:type="dxa"/>
+          </w:tcPr>
+          <w:p>
+            <w:pPr>
+              <w:rPr>
+                <w:rFonts w:ascii="Times New Roman" w:hAnsi="Times New Roman" w:cs="Times New Roman"/>
+                <w:sz w:val="26"/>
+                <w:szCs w:val="26"/>
+                <w:lang w:val="en-US"/>
+              </w:rPr>
+            </w:pPr>
+          </w:p>
+        </w:tc>
+        <w:tc>
+          <w:tcPr>
+            <w:tcW w:w="1975" w:type="dxa"/>
+          </w:tcPr>
+          <w:p>
+            <w:pPr>
+              <w:rPr>
+                <w:rFonts w:ascii="Times New Roman" w:hAnsi="Times New Roman" w:cs="Times New Roman"/>
+                <w:sz w:val="26"/>
+                <w:szCs w:val="26"/>
+                <w:lang w:val="en-US"/>
+              </w:rPr>
+            </w:pPr>
+          </w:p>
+        </w:tc>
+        <w:tc>
+          <w:tcPr>
+            <w:tcW w:w="1932" w:type="dxa"/>
+          </w:tcPr>
+          <w:p>
+            <w:pPr>
+              <w:rPr>
+                <w:rFonts w:ascii="Times New Roman" w:hAnsi="Times New Roman" w:cs="Times New Roman"/>
+                <w:sz w:val="26"/>
+                <w:szCs w:val="26"/>
+                <w:lang w:val="en-US"/>
+              </w:rPr>
+            </w:pPr>
+          </w:p>
+        </w:tc>
+        <w:tc>
+          <w:tcPr>
+            <w:tcW w:w="1681" w:type="dxa"/>
+          </w:tcPr>
+          <w:p>
+            <w:pPr>
+              <w:rPr>
+                <w:rFonts w:ascii="Times New Roman" w:hAnsi="Times New Roman" w:cs="Times New Roman"/>
+                <w:sz w:val="26"/>
+                <w:szCs w:val="26"/>
+                <w:lang w:val="en-US"/>
+              </w:rPr>
+            </w:pPr>
+          </w:p>
+        </w:tc>
+      </w:tr>
+      <w:tr>
+        <w:tc>
+          <w:tcPr>
+            <w:tcW w:w="1818" w:type="dxa"/>
+          </w:tcPr>
+          <w:p>
+            <w:pPr>
+              <w:rPr>
+                <w:rFonts w:ascii="Times New Roman" w:hAnsi="Times New Roman" w:cs="Times New Roman"/>
+                <w:sz w:val="26"/>
+                <w:szCs w:val="26"/>
+                <w:lang w:val="en-US"/>
+              </w:rPr>
+            </w:pPr>
+            <w:r>
+              <w:rPr>
+                <w:rFonts w:ascii="Times New Roman" w:hAnsi="Times New Roman" w:cs="Times New Roman"/>
+                <w:sz w:val="26"/>
+                <w:szCs w:val="26"/>
+                <w:lang w:val="en-US"/>
+              </w:rPr>
+              <w:t>TC6</w:t>
+            </w:r>
+          </w:p>
+        </w:tc>
+        <w:tc>
+          <w:tcPr>
+            <w:tcW w:w="1944" w:type="dxa"/>
+          </w:tcPr>
+          <w:p>
+            <w:pPr>
+              <w:rPr>
+                <w:rFonts w:ascii="Times New Roman" w:hAnsi="Times New Roman" w:cs="Times New Roman"/>
+                <w:sz w:val="26"/>
+                <w:szCs w:val="26"/>
+                <w:lang w:val="en-US"/>
+              </w:rPr>
+            </w:pPr>
+          </w:p>
+        </w:tc>
+        <w:tc>
+          <w:tcPr>
+            <w:tcW w:w="1975" w:type="dxa"/>
+          </w:tcPr>
+          <w:p>
+            <w:pPr>
+              <w:rPr>
+                <w:rFonts w:ascii="Times New Roman" w:hAnsi="Times New Roman" w:cs="Times New Roman"/>
+                <w:sz w:val="26"/>
+                <w:szCs w:val="26"/>
+                <w:lang w:val="en-US"/>
+              </w:rPr>
+            </w:pPr>
+          </w:p>
+        </w:tc>
+        <w:tc>
+          <w:tcPr>
+            <w:tcW w:w="1932" w:type="dxa"/>
+          </w:tcPr>
+          <w:p>
+            <w:pPr>
+              <w:rPr>
+                <w:rFonts w:ascii="Times New Roman" w:hAnsi="Times New Roman" w:cs="Times New Roman"/>
+                <w:sz w:val="26"/>
+                <w:szCs w:val="26"/>
+                <w:lang w:val="en-US"/>
+              </w:rPr>
+            </w:pPr>
+          </w:p>
+        </w:tc>
+        <w:tc>
+          <w:tcPr>
+            <w:tcW w:w="1681" w:type="dxa"/>
+          </w:tcPr>
+          <w:p>
+            <w:pPr>
+              <w:rPr>
+                <w:rFonts w:ascii="Times New Roman" w:hAnsi="Times New Roman" w:cs="Times New Roman"/>
+                <w:sz w:val="26"/>
+                <w:szCs w:val="26"/>
+                <w:lang w:val="en-US"/>
+              </w:rPr>
+            </w:pPr>
+          </w:p>
+        </w:tc>
+      </w:tr>
+    </w:tbl>
+    <w:p>
+      <w:pPr>
+        <w:rPr>
+          <w:rFonts w:ascii="Times New Roman" w:hAnsi="Times New Roman" w:cs="Times New Roman"/>
+          <w:sz w:val="26"/>
+          <w:szCs w:val="26"/>
+          <w:lang w:val="en-US"/>
+        </w:rPr>
+      </w:pPr>
+    </w:p>
+    <w:p>
+      <w:pPr>
+        <w:rPr>
+          <w:rFonts w:ascii="Times New Roman" w:hAnsi="Times New Roman" w:cs="Times New Roman"/>
+          <w:sz w:val="26"/>
+          <w:szCs w:val="26"/>
+          <w:lang w:val="en-US"/>
+        </w:rPr>
+      </w:pPr>
+    </w:p>
+    <w:p>
+      <w:pPr>
+        <w:rPr>
+          <w:rFonts w:ascii="Times New Roman" w:hAnsi="Times New Roman" w:cs="Times New Roman"/>
+          <w:sz w:val="26"/>
+          <w:szCs w:val="26"/>
+          <w:lang w:val="en-US"/>
+        </w:rPr>
+      </w:pPr>
+    </w:p>
+    <w:p>
+      <w:pPr>
+        <w:rPr>
+          <w:rFonts w:ascii="Times New Roman" w:hAnsi="Times New Roman" w:cs="Times New Roman"/>
+          <w:sz w:val="26"/>
+          <w:szCs w:val="26"/>
+          <w:lang w:val="en-US"/>
+        </w:rPr>
+      </w:pPr>
+    </w:p>
+    <w:p>
+      <w:pPr>
+        <w:rPr>
+          <w:rFonts w:ascii="Times New Roman" w:hAnsi="Times New Roman" w:cs="Times New Roman"/>
+          <w:sz w:val="26"/>
+          <w:szCs w:val="26"/>
+          <w:lang w:val="en-US"/>
+        </w:rPr>
+      </w:pPr>
+    </w:p>
+    <w:p>
+      <w:pPr>
+        <w:rPr>
+          <w:rFonts w:ascii="Times New Roman" w:hAnsi="Times New Roman" w:cs="Times New Roman"/>
+          <w:sz w:val="26"/>
+          <w:szCs w:val="26"/>
+          <w:lang w:val="en-US"/>
+        </w:rPr>
+      </w:pPr>
+    </w:p>
+    <w:p>
+      <w:pPr>
+        <w:rPr>
+          <w:rFonts w:ascii="Times New Roman" w:hAnsi="Times New Roman" w:cs="Times New Roman"/>
+          <w:sz w:val="26"/>
+          <w:szCs w:val="26"/>
+          <w:lang w:val="en-US"/>
+        </w:rPr>
+      </w:pPr>
+    </w:p>
+    <w:p>
+      <w:pPr>
+        <w:rPr>
+          <w:rFonts w:ascii="Times New Roman" w:hAnsi="Times New Roman" w:cs="Times New Roman"/>
+          <w:sz w:val="26"/>
+          <w:szCs w:val="26"/>
+          <w:lang w:val="en-US"/>
+        </w:rPr>
+      </w:pPr>
+    </w:p>
+    <w:p>
+      <w:pPr>
+        <w:rPr>
+          <w:rFonts w:ascii="Times New Roman" w:hAnsi="Times New Roman" w:cs="Times New Roman"/>
+          <w:sz w:val="26"/>
+          <w:szCs w:val="26"/>
+          <w:lang w:val="en-US"/>
+        </w:rPr>
+      </w:pPr>
+    </w:p>
+    <w:p>
+      <w:pPr>
+        <w:rPr>
+          <w:rFonts w:ascii="Times New Roman" w:hAnsi="Times New Roman" w:cs="Times New Roman"/>
+          <w:sz w:val="26"/>
+          <w:szCs w:val="26"/>
+          <w:lang w:val="en-US"/>
+        </w:rPr>
+      </w:pPr>
+    </w:p>
+    <w:p>
+      <w:pPr>
+        <w:rPr>
+          <w:rFonts w:ascii="Times New Roman" w:hAnsi="Times New Roman" w:cs="Times New Roman"/>
+          <w:sz w:val="26"/>
+          <w:szCs w:val="26"/>
+          <w:lang w:val="en-US"/>
+        </w:rPr>
+      </w:pPr>
+    </w:p>
+    <w:p>
+      <w:pPr>
+        <w:rPr>
+          <w:rFonts w:ascii="Times New Roman" w:hAnsi="Times New Roman" w:cs="Times New Roman"/>
+          <w:sz w:val="26"/>
+          <w:szCs w:val="26"/>
+          <w:lang w:val="en-US"/>
+        </w:rPr>
+      </w:pPr>
+    </w:p>
+    <w:p>
+      <w:pPr>
+        <w:rPr>
+          <w:rFonts w:ascii="Times New Roman" w:hAnsi="Times New Roman" w:cs="Times New Roman"/>
+          <w:sz w:val="26"/>
+          <w:szCs w:val="26"/>
+          <w:lang w:val="en-US"/>
+        </w:rPr>
+      </w:pPr>
+    </w:p>
+    <w:p>
+      <w:pPr>
+        <w:rPr>
+          <w:rFonts w:ascii="Times New Roman" w:hAnsi="Times New Roman" w:cs="Times New Roman"/>
+          <w:sz w:val="26"/>
+          <w:szCs w:val="26"/>
+          <w:lang w:val="en-US"/>
+        </w:rPr>
+      </w:pPr>
+    </w:p>
+    <w:p>
+      <w:pPr>
+        <w:rPr>
+          <w:rFonts w:ascii="Times New Roman" w:hAnsi="Times New Roman" w:cs="Times New Roman"/>
+          <w:sz w:val="26"/>
+          <w:szCs w:val="26"/>
+          <w:lang w:val="en-US"/>
+        </w:rPr>
+      </w:pPr>
+    </w:p>
+    <w:p>
+      <w:pPr>
+        <w:rPr>
+          <w:rFonts w:ascii="Times New Roman" w:hAnsi="Times New Roman" w:cs="Times New Roman"/>
+          <w:sz w:val="26"/>
+          <w:szCs w:val="26"/>
+          <w:lang w:val="en-US"/>
+        </w:rPr>
+      </w:pPr>
+    </w:p>
+    <w:p>
+      <w:pPr>
+        <w:rPr>
+          <w:rFonts w:ascii="Times New Roman" w:hAnsi="Times New Roman" w:cs="Times New Roman"/>
+          <w:sz w:val="26"/>
+          <w:szCs w:val="26"/>
+          <w:lang w:val="en-US"/>
+        </w:rPr>
+      </w:pPr>
+    </w:p>
+    <w:p>
+      <w:pPr>
+        <w:rPr>
+          <w:rFonts w:ascii="Times New Roman" w:hAnsi="Times New Roman" w:cs="Times New Roman"/>
+          <w:sz w:val="26"/>
+          <w:szCs w:val="26"/>
+          <w:lang w:val="en-US"/>
+        </w:rPr>
+      </w:pPr>
+    </w:p>
+    <w:p>
+      <w:pPr>
+        <w:rPr>
+          <w:rFonts w:ascii="Times New Roman" w:hAnsi="Times New Roman" w:cs="Times New Roman"/>
+          <w:sz w:val="26"/>
+          <w:szCs w:val="26"/>
+          <w:lang w:val="en-US"/>
+        </w:rPr>
+      </w:pPr>
+    </w:p>
+    <w:p>
+      <w:pPr>
+        <w:rPr>
+          <w:rFonts w:ascii="Times New Roman" w:hAnsi="Times New Roman" w:cs="Times New Roman"/>
+          <w:sz w:val="26"/>
+          <w:szCs w:val="26"/>
+          <w:lang w:val="en-US"/>
+        </w:rPr>
+      </w:pPr>
+    </w:p>
+    <w:p>
+      <w:pPr>
+        <w:rPr>
+          <w:rFonts w:ascii="Times New Roman" w:hAnsi="Times New Roman" w:cs="Times New Roman"/>
+          <w:sz w:val="26"/>
+          <w:szCs w:val="26"/>
+          <w:lang w:val="en-US"/>
+        </w:rPr>
+      </w:pPr>
+    </w:p>
+    <w:p>
+      <w:pPr>
+        <w:rPr>
+          <w:rFonts w:ascii="Times New Roman" w:hAnsi="Times New Roman" w:cs="Times New Roman"/>
+          <w:sz w:val="26"/>
+          <w:szCs w:val="26"/>
+          <w:lang w:val="en-US"/>
+        </w:rPr>
+      </w:pPr>
+      <w:r>
+        <w:rPr>
+          <w:rFonts w:ascii="Times New Roman" w:hAnsi="Times New Roman" w:cs="Times New Roman"/>
+          <w:sz w:val="26"/>
+          <w:szCs w:val="26"/>
+          <w:lang w:val="en-US"/>
+        </w:rPr>
+        <w:t>3.2</w:t>
+      </w:r>
+    </w:p>
+    <w:p>
+      <w:pPr>
+        <w:jc w:val="center"/>
+        <w:rPr>
+          <w:rFonts w:ascii="Times New Roman" w:hAnsi="Times New Roman" w:cs="Times New Roman"/>
+          <w:sz w:val="26"/>
+          <w:szCs w:val="26"/>
+          <w:lang w:val="en-US"/>
+        </w:rPr>
+      </w:pPr>
+      <w:r>
+        <w:rPr>
+          <w:rFonts w:ascii="Times New Roman" w:hAnsi="Times New Roman" w:cs="Times New Roman"/>
+          <w:sz w:val="26"/>
+          <w:szCs w:val="26"/>
+          <w:lang w:val="en-US"/>
+        </w:rPr>
+        <w:lastRenderedPageBreak/>
+        <w:drawing>
+          <wp:inline distT="0" distB="0" distL="0" distR="0" wp14:anchorId="2E684C6D" wp14:editId="6CBC078D">
+            <wp:extent cx="3893127" cy="7514883"/>
+            <wp:effectExtent l="0" t="0" r="0" b="0"/>
+            <wp:docPr id="1994636006" name="Picture 4"/>
+            <wp:cNvGraphicFramePr>
+              <a:graphicFrameLocks xmlns:a="http://schemas.openxmlformats.org/drawingml/2006/main" noChangeAspect="1"/>
+            </wp:cNvGraphicFramePr>
+            <a:graphic xmlns:a="http://schemas.openxmlformats.org/drawingml/2006/main">
+              <a:graphicData uri="http://schemas.openxmlformats.org/drawingml/2006/picture">
+                <pic:pic xmlns:pic="http://schemas.openxmlformats.org/drawingml/2006/picture">
+                  <pic:nvPicPr>
+                    <pic:cNvPr id="0" name="Picture 13"/>
+                    <pic:cNvPicPr>
+                      <a:picLocks noChangeAspect="1" noChangeArrowheads="1"/>
+                    </pic:cNvPicPr>
+                  </pic:nvPicPr>
+                  <pic:blipFill>
+                    <a:blip r:embed="rId13" cstate="print">
+                      <a:extLst>
+                        <a:ext uri="{28A0092B-C50C-407E-A947-70E740481C1C}">
+                          <a14:useLocalDpi xmlns:a14="http://schemas.microsoft.com/office/drawing/2010/main" val="0"/>
+                        </a:ext>
+                      </a:extLst>
+                    </a:blip>
+                    <a:srcRect/>
+                    <a:stretch>
+                      <a:fillRect/>
+                    </a:stretch>
+                  </pic:blipFill>
+                  <pic:spPr bwMode="auto">
+                    <a:xfrm>
+                      <a:off x="0" y="0"/>
+                      <a:ext cx="3896073" cy="7520570"/>
+                    </a:xfrm>
+                    <a:prstGeom prst="rect">
+                      <a:avLst/>
+                    </a:prstGeom>
+                    <a:noFill/>
+                    <a:ln>
+                      <a:noFill/>
+                    </a:ln>
+                  </pic:spPr>
+                </pic:pic>
+              </a:graphicData>
+            </a:graphic>
+          </wp:inline>
+        </w:drawing>
+      </w:r>
+    </w:p>
+    <w:p>
+      <w:pPr>
+        <w:rPr>
+          <w:rFonts w:ascii="Times New Roman" w:hAnsi="Times New Roman" w:cs="Times New Roman"/>
+          <w:sz w:val="26"/>
+          <w:szCs w:val="26"/>
+          <w:lang w:val="en-US"/>
+        </w:rPr>
+      </w:pPr>
+      <w:r>
+        <w:rPr>
+          <w:rFonts w:ascii="Times New Roman" w:hAnsi="Times New Roman" w:cs="Times New Roman"/>
+          <w:sz w:val="26"/>
+          <w:szCs w:val="26"/>
+          <w:lang w:val="en-US"/>
+        </w:rPr>
+        <w:t>Bài 4.1</w:t>
+      </w:r>
     </w:p>
     <w:p>
       <w:pPr>
@@ -26472,6 +27549,25 @@
       <w14:ligatures w14:val="none"/>
     </w:rPr>
   </w:style>
+  <w:style w:type="table" w:styleId="TableGrid">
+    <w:name w:val="Table Grid"/>
+    <w:basedOn w:val="TableNormal"/>
+    <w:uiPriority w:val="59"/>
+    <w:rsid w:val="00655ADA"/>
+    <w:pPr>
+      <w:spacing w:after="0" w:line="240" w:lineRule="auto"/>
+    </w:pPr>
+    <w:tblPr>
+      <w:tblBorders>
+        <w:top w:val="single" w:sz="4" w:space="0" w:color="auto"/>
+        <w:left w:val="single" w:sz="4" w:space="0" w:color="auto"/>
+        <w:bottom w:val="single" w:sz="4" w:space="0" w:color="auto"/>
+        <w:right w:val="single" w:sz="4" w:space="0" w:color="auto"/>
+        <w:insideH w:val="single" w:sz="4" w:space="0" w:color="auto"/>
+        <w:insideV w:val="single" w:sz="4" w:space="0" w:color="auto"/>
+      </w:tblBorders>
+    </w:tblPr>
+  </w:style>
 </w:styles>
 </file>
 
